--- a/COMPLIANCE_DOCUMENTS/POPIA/PROAXIS_SOLUTIONS_TERMS_OF_USE.docx
+++ b/COMPLIANCE_DOCUMENTS/POPIA/PROAXIS_SOLUTIONS_TERMS_OF_USE.docx
@@ -40,12 +40,7 @@
         <w:t xml:space="preserve">Version:</w:t>
       </w:r>
       <w:r>
-        <w:t xml:space="preserve"> </w:t>
-      </w:r>
-      <w:r>
-        <w:t xml:space="preserve">1.0</w:t>
-      </w:r>
-      <w:r>
+        <w:t xml:space="preserve"> 1.0</w:t>
         <w:br/>
       </w:r>
       <w:r>
@@ -55,12 +50,7 @@
         <w:t xml:space="preserve">Effective Date:</w:t>
       </w:r>
       <w:r>
-        <w:t xml:space="preserve"> </w:t>
-      </w:r>
-      <w:r>
-        <w:t xml:space="preserve">June 2026</w:t>
-      </w:r>
-      <w:r>
+        <w:t xml:space="preserve"> June 2026</w:t>
         <w:br/>
       </w:r>
       <w:r>
@@ -70,10 +60,7 @@
         <w:t xml:space="preserve">Last Updated:</w:t>
       </w:r>
       <w:r>
-        <w:t xml:space="preserve"> </w:t>
-      </w:r>
-      <w:r>
-        <w:t xml:space="preserve">June 2026</w:t>
+        <w:t xml:space="preserve"> June 2026</w:t>
       </w:r>
     </w:p>
     <w:p>
@@ -99,10 +86,7 @@
         <w:pStyle w:val="BlockText"/>
       </w:pPr>
       <w:r>
-        <w:t xml:space="preserve">⚠️</w:t>
-      </w:r>
-      <w:r>
-        <w:t xml:space="preserve"> </w:t>
+        <w:t xml:space="preserve">⚠️ </w:t>
       </w:r>
       <w:r>
         <w:rPr>
@@ -111,10 +95,7 @@
         <w:t xml:space="preserve">DISCLAIMER:</w:t>
       </w:r>
       <w:r>
-        <w:t xml:space="preserve"> </w:t>
-      </w:r>
-      <w:r>
-        <w:t xml:space="preserve">These Terms of Use were prepared with AI assistance and must be reviewed by a qualified attorney before publication. Nothing in this document constitutes legal advice.</w:t>
+        <w:t xml:space="preserve"> These Terms of Use were prepared with AI assistance and must be reviewed by a qualified attorney before publication. Nothing in this document constitutes legal advice.</w:t>
       </w:r>
     </w:p>
     <w:p>
@@ -139,10 +120,7 @@
         <w:pStyle w:val="FirstParagraph"/>
       </w:pPr>
       <w:r>
-        <w:t xml:space="preserve">By accessing and using the website at</w:t>
-      </w:r>
-      <w:r>
-        <w:t xml:space="preserve"> </w:t>
+        <w:t xml:space="preserve">By accessing and using the website at </w:t>
       </w:r>
       <w:r>
         <w:rPr>
@@ -151,34 +129,7 @@
         <w:t xml:space="preserve">www.proaxissolutions.co.za</w:t>
       </w:r>
       <w:r>
-        <w:t xml:space="preserve"> </w:t>
-      </w:r>
-      <w:r>
-        <w:t xml:space="preserve">(</w:t>
-      </w:r>
-      <w:r>
-        <w:t xml:space="preserve">“</w:t>
-      </w:r>
-      <w:r>
-        <w:t xml:space="preserve">the Website</w:t>
-      </w:r>
-      <w:r>
-        <w:t xml:space="preserve">”</w:t>
-      </w:r>
-      <w:r>
-        <w:t xml:space="preserve">), you agree to be bound by these Terms of Use (</w:t>
-      </w:r>
-      <w:r>
-        <w:t xml:space="preserve">“</w:t>
-      </w:r>
-      <w:r>
-        <w:t xml:space="preserve">Terms</w:t>
-      </w:r>
-      <w:r>
-        <w:t xml:space="preserve">”</w:t>
-      </w:r>
-      <w:r>
-        <w:t xml:space="preserve">). If you do not agree to these Terms, please do not use the Website.</w:t>
+        <w:t xml:space="preserve"> (“the Website”), you agree to be bound by these Terms of Use (“Terms”). If you do not agree to these Terms, please do not use the Website.</w:t>
       </w:r>
     </w:p>
     <w:p>
@@ -226,30 +177,13 @@
       </w:r>
       <w:r>
         <w:br/>
-      </w:r>
-      <w:r>
         <w:t xml:space="preserve">Registration Number: 2025/542019/07</w:t>
-      </w:r>
-      <w:r>
         <w:br/>
-      </w:r>
-      <w:r>
         <w:t xml:space="preserve">Registered in the Republic of South Africa</w:t>
-      </w:r>
-      <w:r>
         <w:br/>
-      </w:r>
-      <w:r>
         <w:t xml:space="preserve">Physical Address: 1 Shantally Close, Milarina Gardens, Durban, KwaZulu-Natal, South Africa</w:t>
-      </w:r>
-      <w:r>
         <w:br/>
-      </w:r>
-      <w:r>
-        <w:t xml:space="preserve">Email: willsonjohnny430@gmail.com</w:t>
-      </w:r>
-      <w:r>
-        <w:t xml:space="preserve"> </w:t>
+        <w:t xml:space="preserve">Email: willsonjohnny430@gmail.com </w:t>
       </w:r>
       <w:r>
         <w:rPr>
@@ -259,8 +193,6 @@
       </w:r>
       <w:r>
         <w:br/>
-      </w:r>
-      <w:r>
         <w:t xml:space="preserve">Website: www.proaxissolutions.co.za</w:t>
       </w:r>
     </w:p>
@@ -611,43 +543,7 @@
         <w:pStyle w:val="FirstParagraph"/>
       </w:pPr>
       <w:r>
-        <w:t xml:space="preserve">The Website is provided on an</w:t>
-      </w:r>
-      <w:r>
-        <w:t xml:space="preserve"> </w:t>
-      </w:r>
-      <w:r>
-        <w:t xml:space="preserve">“</w:t>
-      </w:r>
-      <w:r>
-        <w:t xml:space="preserve">as is</w:t>
-      </w:r>
-      <w:r>
-        <w:t xml:space="preserve">”</w:t>
-      </w:r>
-      <w:r>
-        <w:t xml:space="preserve"> </w:t>
-      </w:r>
-      <w:r>
-        <w:t xml:space="preserve">and</w:t>
-      </w:r>
-      <w:r>
-        <w:t xml:space="preserve"> </w:t>
-      </w:r>
-      <w:r>
-        <w:t xml:space="preserve">“</w:t>
-      </w:r>
-      <w:r>
-        <w:t xml:space="preserve">as available</w:t>
-      </w:r>
-      <w:r>
-        <w:t xml:space="preserve">”</w:t>
-      </w:r>
-      <w:r>
-        <w:t xml:space="preserve"> </w:t>
-      </w:r>
-      <w:r>
-        <w:t xml:space="preserve">basis. We do not guarantee that the Website will be available at all times, uninterrupted, or free from errors or viruses.</w:t>
+        <w:t>The Website is provided on an “as is” and “as available” basis. We do not guarantee that the Website will be available at all times, uninterrupted, or free from errors or viruses.</w:t>
       </w:r>
     </w:p>
     <w:p>
@@ -782,10 +678,7 @@
         <w:pStyle w:val="FirstParagraph"/>
       </w:pPr>
       <w:r>
-        <w:t xml:space="preserve">When you submit information through the Website (including via our contact form), your personal information is processed in accordance with our</w:t>
-      </w:r>
-      <w:r>
-        <w:t xml:space="preserve"> </w:t>
+        <w:t xml:space="preserve">When you submit information through the Website (including via our contact form), your personal information is processed in accordance with our </w:t>
       </w:r>
       <w:r>
         <w:rPr>
@@ -802,10 +695,7 @@
         <w:pStyle w:val="BodyText"/>
       </w:pPr>
       <w:r>
-        <w:t xml:space="preserve">We are committed to compliance with the</w:t>
-      </w:r>
-      <w:r>
-        <w:t xml:space="preserve"> </w:t>
+        <w:t xml:space="preserve">We are committed to compliance with the </w:t>
       </w:r>
       <w:r>
         <w:rPr>
@@ -822,10 +712,7 @@
         <w:pStyle w:val="BodyText"/>
       </w:pPr>
       <w:r>
-        <w:t xml:space="preserve">Email: willsonjohnny430@gmail.com</w:t>
-      </w:r>
-      <w:r>
-        <w:t xml:space="preserve"> </w:t>
+        <w:t xml:space="preserve">Email: willsonjohnny430@gmail.com </w:t>
       </w:r>
       <w:r>
         <w:rPr>
@@ -835,8 +722,6 @@
       </w:r>
       <w:r>
         <w:br/>
-      </w:r>
-      <w:r>
         <w:t xml:space="preserve">Phone: 066 213 6607</w:t>
       </w:r>
     </w:p>
@@ -862,10 +747,7 @@
         <w:pStyle w:val="FirstParagraph"/>
       </w:pPr>
       <w:r>
-        <w:t xml:space="preserve">The Website uses cookies. Please see our</w:t>
-      </w:r>
-      <w:r>
-        <w:t xml:space="preserve"> </w:t>
+        <w:t xml:space="preserve">The Website uses cookies. Please see our </w:t>
       </w:r>
       <w:r>
         <w:rPr>
@@ -874,10 +756,7 @@
         <w:t xml:space="preserve">Cookie Policy</w:t>
       </w:r>
       <w:r>
-        <w:t xml:space="preserve"> </w:t>
-      </w:r>
-      <w:r>
-        <w:t xml:space="preserve">[link to be added] for full details.</w:t>
+        <w:t xml:space="preserve"> [link to be added] for full details.</w:t>
       </w:r>
     </w:p>
     <w:p>
@@ -1041,12 +920,7 @@
       </w:r>
       <w:r>
         <w:br/>
-      </w:r>
-      <w:r>
-        <w:t xml:space="preserve">Email: willsonjohnny430@gmail.com</w:t>
-      </w:r>
-      <w:r>
-        <w:t xml:space="preserve"> </w:t>
+        <w:t xml:space="preserve">Email: willsonjohnny430@gmail.com </w:t>
       </w:r>
       <w:r>
         <w:rPr>
@@ -1056,20 +930,10 @@
       </w:r>
       <w:r>
         <w:br/>
-      </w:r>
-      <w:r>
         <w:t xml:space="preserve">Phone: 066 213 6607</w:t>
-      </w:r>
-      <w:r>
         <w:br/>
-      </w:r>
-      <w:r>
         <w:t xml:space="preserve">Postal Address: 1 Shantally Close, Milarina Gardens, Durban, KwaZulu-Natal, South Africa</w:t>
-      </w:r>
-      <w:r>
         <w:br/>
-      </w:r>
-      <w:r>
         <w:t xml:space="preserve">Website: www.proaxissolutions.co.za</w:t>
       </w:r>
     </w:p>
@@ -1105,29 +969,6 @@
         <w:pict>
           <v:rect style="width:0;height:1.5pt" o:hralign="center" o:hrstd="t" o:hr="t"/>
         </w:pict>
-      </w:r>
-    </w:p>
-    <w:p>
-      <w:pPr>
-        <w:pStyle w:val="BlockText"/>
-      </w:pPr>
-      <w:r>
-        <w:t xml:space="preserve">⚠️</w:t>
-      </w:r>
-      <w:r>
-        <w:t xml:space="preserve"> </w:t>
-      </w:r>
-      <w:r>
-        <w:rPr>
-          <w:b/>
-        </w:rPr>
-        <w:t xml:space="preserve">AI-GENERATED DOCUMENT</w:t>
-      </w:r>
-      <w:r>
-        <w:t xml:space="preserve"> </w:t>
-      </w:r>
-      <w:r>
-        <w:t xml:space="preserve">— These Terms of Use were prepared with AI assistance. They must be reviewed by a qualified attorney before publication. Nothing in this document constitutes legal advice.</w:t>
       </w:r>
     </w:p>
     <w:p>
